--- a/content/files/ownership-overview.docx
+++ b/content/files/ownership-overview.docx
@@ -1,44 +1,7 @@
 
 <file path=word/document.xml><?xml version="1.0" encoding="utf-8"?>
-<w:document xmlns:wpc="http://schemas.microsoft.com/office/word/2010/wordprocessingCanvas" xmlns:cx="http://schemas.microsoft.com/office/drawing/2014/chartex" xmlns:cx1="http://schemas.microsoft.com/office/drawing/2015/9/8/chartex" xmlns:cx2="http://schemas.microsoft.com/office/drawing/2015/10/21/chartex" xmlns:cx3="http://schemas.microsoft.com/office/drawing/2016/5/9/chartex" xmlns:cx4="http://schemas.microsoft.com/office/drawing/2016/5/10/chartex" xmlns:cx5="http://schemas.microsoft.com/office/drawing/2016/5/11/chartex" xmlns:cx6="http://schemas.microsoft.com/office/drawing/2016/5/12/chartex" xmlns:cx7="http://schemas.microsoft.com/office/drawing/2016/5/13/chartex" xmlns:cx8="http://schemas.microsoft.com/office/drawing/2016/5/14/chartex" xmlns:mc="http://schemas.openxmlformats.org/markup-compatibility/2006" xmlns:aink="http://schemas.microsoft.com/office/drawing/2016/ink" xmlns:am3d="http://schemas.microsoft.com/office/drawing/2017/model3d" xmlns:o="urn:schemas-microsoft-com:office:office" xmlns:oel="http://schemas.microsoft.com/office/2019/extlst" xmlns:r="http://schemas.openxmlformats.org/officeDocument/2006/relationships" xmlns:m="http://schemas.openxmlformats.org/officeDocument/2006/math" xmlns:v="urn:schemas-microsoft-com:vml" xmlns:wp14="http://schemas.microsoft.com/office/word/2010/wordprocessingDrawing" xmlns:wp="http://schemas.openxmlformats.org/drawingml/2006/wordprocessingDrawing" xmlns:w10="urn:schemas-microsoft-com:office:word" xmlns:w="http://schemas.openxmlformats.org/wordprocessingml/2006/main" xmlns:w14="http://schemas.microsoft.com/office/word/2010/wordml" xmlns:w15="http://schemas.microsoft.com/office/word/2012/wordml" xmlns:w16cex="http://schemas.microsoft.com/office/word/2018/wordml/cex" xmlns:w16cid="http://schemas.microsoft.com/office/word/2016/wordml/cid" xmlns:w16="http://schemas.microsoft.com/office/word/2018/wordml" xmlns:w16du="http://schemas.microsoft.com/office/word/2023/wordml/word16du" xmlns:w16sdtdh="http://schemas.microsoft.com/office/word/2020/wordml/sdtdatahash" xmlns:w16sdtfl="http://schemas.microsoft.com/office/word/2024/wordml/sdtformatlock" xmlns:w16se="http://schemas.microsoft.com/office/word/2015/wordml/symex" xmlns:wpg="http://schemas.microsoft.com/office/word/2010/wordprocessingGroup" xmlns:wpi="http://schemas.microsoft.com/office/word/2010/wordprocessingInk" xmlns:wne="http://schemas.microsoft.com/office/word/2006/wordml" xmlns:wps="http://schemas.microsoft.com/office/word/2010/wordprocessingShape" mc:Ignorable="w14 w15 w16se w16cid w16 w16cex w16sdtdh w16sdtfl w16du wp14">
+<w:document xmlns:wpc="http://schemas.microsoft.com/office/word/2010/wordprocessingCanvas" xmlns:cx="http://schemas.microsoft.com/office/drawing/2014/chartex" xmlns:cx1="http://schemas.microsoft.com/office/drawing/2015/9/8/chartex" xmlns:cx2="http://schemas.microsoft.com/office/drawing/2015/10/21/chartex" xmlns:cx3="http://schemas.microsoft.com/office/drawing/2016/5/9/chartex" xmlns:cx4="http://schemas.microsoft.com/office/drawing/2016/5/10/chartex" xmlns:cx5="http://schemas.microsoft.com/office/drawing/2016/5/11/chartex" xmlns:cx6="http://schemas.microsoft.com/office/drawing/2016/5/12/chartex" xmlns:cx7="http://schemas.microsoft.com/office/drawing/2016/5/13/chartex" xmlns:cx8="http://schemas.microsoft.com/office/drawing/2016/5/14/chartex" xmlns:mc="http://schemas.openxmlformats.org/markup-compatibility/2006" xmlns:aink="http://schemas.microsoft.com/office/drawing/2016/ink" xmlns:am3d="http://schemas.microsoft.com/office/drawing/2017/model3d" xmlns:o="urn:schemas-microsoft-com:office:office" xmlns:r="http://schemas.openxmlformats.org/officeDocument/2006/relationships" xmlns:m="http://schemas.openxmlformats.org/officeDocument/2006/math" xmlns:v="urn:schemas-microsoft-com:vml" xmlns:wp14="http://schemas.microsoft.com/office/word/2010/wordprocessingDrawing" xmlns:wp="http://schemas.openxmlformats.org/drawingml/2006/wordprocessingDrawing" xmlns:w10="urn:schemas-microsoft-com:office:word" xmlns:w="http://schemas.openxmlformats.org/wordprocessingml/2006/main" xmlns:w14="http://schemas.microsoft.com/office/word/2010/wordml" xmlns:w15="http://schemas.microsoft.com/office/word/2012/wordml" xmlns:w16cex="http://schemas.microsoft.com/office/word/2018/wordml/cex" xmlns:w16cid="http://schemas.microsoft.com/office/word/2016/wordml/cid" xmlns:w16="http://schemas.microsoft.com/office/word/2018/wordml" xmlns:w16sdtdh="http://schemas.microsoft.com/office/word/2020/wordml/sdtdatahash" xmlns:w16se="http://schemas.microsoft.com/office/word/2015/wordml/symex" xmlns:wpg="http://schemas.microsoft.com/office/word/2010/wordprocessingGroup" xmlns:wpi="http://schemas.microsoft.com/office/word/2010/wordprocessingInk" xmlns:wne="http://schemas.microsoft.com/office/word/2006/wordml" xmlns:wps="http://schemas.microsoft.com/office/word/2010/wordprocessingShape" mc:Ignorable="w14 w15 w16se w16cid w16 w16cex w16sdtdh wp14">
   <w:body>
-    <w:p>
-      <w:pPr>
-        <w:rPr>
-          <w:rFonts w:ascii="Times New Roman" w:hAnsi="Times New Roman" w:cs="Times New Roman"/>
-        </w:rPr>
-      </w:pPr>
-      <w:r>
-        <w:rPr>
-          <w:rFonts w:ascii="Times New Roman" w:hAnsi="Times New Roman" w:cs="Times New Roman"/>
-        </w:rPr>
-        <w:t>О</w:t>
-      </w:r>
-      <w:r>
-        <w:rPr>
-          <w:rFonts w:ascii="Times New Roman" w:hAnsi="Times New Roman" w:cs="Times New Roman"/>
-        </w:rPr>
-        <w:t>формить права на</w:t>
-      </w:r>
-      <w:r>
-        <w:rPr>
-          <w:rFonts w:ascii="Times New Roman" w:hAnsi="Times New Roman" w:cs="Times New Roman"/>
-        </w:rPr>
-        <w:t xml:space="preserve"> весь</w:t>
-      </w:r>
-      <w:r>
-        <w:rPr>
-          <w:rFonts w:ascii="Times New Roman" w:hAnsi="Times New Roman" w:cs="Times New Roman"/>
-        </w:rPr>
-        <w:t xml:space="preserve"> сайт (приложение) одним действием нельзя, поскольку в него включаются различные объекты интеллектуальной собственности. Чтобы определить принадлежность каждого из элементов вашего цифрового продукта, ознакомьтесь с данным информационным материалом</w:t>
-      </w:r>
-      <w:r>
-        <w:rPr>
-          <w:rFonts w:ascii="Times New Roman" w:hAnsi="Times New Roman" w:cs="Times New Roman"/>
-        </w:rPr>
-        <w:t>.</w:t>
-      </w:r>
-    </w:p>
     <w:p>
       <w:pPr>
         <w:rPr>
@@ -53,15 +16,7 @@
           <w:b/>
           <w:bCs/>
         </w:rPr>
-        <w:t xml:space="preserve">Шаг 1. </w:t>
-      </w:r>
-      <w:r>
-        <w:rPr>
-          <w:rFonts w:ascii="Times New Roman" w:hAnsi="Times New Roman" w:cs="Times New Roman"/>
-          <w:b/>
-          <w:bCs/>
-        </w:rPr>
-        <w:t xml:space="preserve">Определите, что вы хотите зарегистрировать </w:t>
+        <w:t xml:space="preserve">Шаг 1. На что можно оформить права </w:t>
       </w:r>
     </w:p>
     <w:p>
@@ -259,15 +214,7 @@
           <w:b/>
           <w:bCs/>
         </w:rPr>
-        <w:t>Ознакомьтесь с тем, к</w:t>
-      </w:r>
-      <w:r>
-        <w:rPr>
-          <w:rFonts w:ascii="Times New Roman" w:hAnsi="Times New Roman" w:cs="Times New Roman"/>
-          <w:b/>
-          <w:bCs/>
-        </w:rPr>
-        <w:t xml:space="preserve">ак возникают права </w:t>
+        <w:t xml:space="preserve">Как возникают права </w:t>
       </w:r>
     </w:p>
     <w:p>
@@ -405,14 +352,18 @@
         <w:rPr>
           <w:rFonts w:ascii="Times New Roman" w:hAnsi="Times New Roman" w:cs="Times New Roman"/>
         </w:rPr>
-        <w:t xml:space="preserve">зобретения, полезные модели и промышленные образцы (ст. </w:t>
-      </w:r>
-      <w:r>
-        <w:rPr>
-          <w:rFonts w:ascii="Times New Roman" w:hAnsi="Times New Roman" w:cs="Times New Roman"/>
-        </w:rPr>
-        <w:t>1353 ГК РФ</w:t>
-      </w:r>
+        <w:t>зобретения, полезные модели и промышленные образцы (</w:t>
+      </w:r>
+      <w:hyperlink r:id="rId7" w:history="1">
+        <w:r>
+          <w:rPr>
+            <w:rFonts w:ascii="Times New Roman" w:hAnsi="Times New Roman" w:cs="Times New Roman"/>
+            <w:color w:val="0563C1"/>
+            <w:u w:val="single"/>
+          </w:rPr>
+          <w:t xml:space="preserve">ст. 1353 ГК РФ</w:t>
+        </w:r>
+      </w:hyperlink>
       <w:r>
         <w:rPr>
           <w:rFonts w:ascii="Times New Roman" w:hAnsi="Times New Roman" w:cs="Times New Roman"/>
@@ -618,7 +569,23 @@
         <w:rPr>
           <w:rFonts w:ascii="Times New Roman" w:hAnsi="Times New Roman" w:cs="Times New Roman"/>
         </w:rPr>
-        <w:t xml:space="preserve"> и фиксации исключительных прав за работодателем (ст. 1295 ГК РФ)</w:t>
+        <w:t xml:space="preserve"> и фиксации исключительных прав за работодателем (</w:t>
+      </w:r>
+      <w:hyperlink r:id="rId8" w:history="1">
+        <w:r>
+          <w:rPr>
+            <w:rFonts w:ascii="Times New Roman" w:hAnsi="Times New Roman" w:cs="Times New Roman"/>
+            <w:color w:val="0563C1"/>
+            <w:u w:val="single"/>
+          </w:rPr>
+          <w:t xml:space="preserve">ст. 1295 ГК РФ</w:t>
+        </w:r>
+      </w:hyperlink>
+      <w:r>
+        <w:rPr>
+          <w:rFonts w:ascii="Times New Roman" w:hAnsi="Times New Roman" w:cs="Times New Roman"/>
+        </w:rPr>
+        <w:t>)</w:t>
       </w:r>
       <w:r>
         <w:rPr>
@@ -647,7 +614,6 @@
         <w:rPr>
           <w:rFonts w:ascii="Times New Roman" w:hAnsi="Times New Roman" w:cs="Times New Roman"/>
         </w:rPr>
-        <w:lastRenderedPageBreak/>
         <w:t>Оформляйте</w:t>
       </w:r>
       <w:r>
@@ -699,6 +665,7 @@
         <w:rPr>
           <w:rFonts w:ascii="Times New Roman" w:hAnsi="Times New Roman" w:cs="Times New Roman"/>
         </w:rPr>
+        <w:lastRenderedPageBreak/>
         <w:t>Заключайте д</w:t>
       </w:r>
       <w:r>
@@ -711,7 +678,23 @@
         <w:rPr>
           <w:rFonts w:ascii="Times New Roman" w:hAnsi="Times New Roman" w:cs="Times New Roman"/>
         </w:rPr>
-        <w:t xml:space="preserve"> (ст. 1288 ГК РФ)</w:t>
+        <w:t xml:space="preserve"> (</w:t>
+      </w:r>
+      <w:hyperlink r:id="rId9" w:history="1">
+        <w:r>
+          <w:rPr>
+            <w:rFonts w:ascii="Times New Roman" w:hAnsi="Times New Roman" w:cs="Times New Roman"/>
+            <w:color w:val="0563C1"/>
+            <w:u w:val="single"/>
+          </w:rPr>
+          <w:t xml:space="preserve">ст. 1288 ГК РФ</w:t>
+        </w:r>
+      </w:hyperlink>
+      <w:r>
+        <w:rPr>
+          <w:rFonts w:ascii="Times New Roman" w:hAnsi="Times New Roman" w:cs="Times New Roman"/>
+        </w:rPr>
+        <w:t>)</w:t>
       </w:r>
       <w:r>
         <w:rPr>
@@ -747,7 +730,23 @@
         <w:rPr>
           <w:rFonts w:ascii="Times New Roman" w:hAnsi="Times New Roman" w:cs="Times New Roman"/>
         </w:rPr>
-        <w:t>, заключите договор об отчуждении исключительного права (ст. 1234 ГК РФ)</w:t>
+        <w:t>, заключите договор об отчуждении исключительного права (</w:t>
+      </w:r>
+      <w:hyperlink r:id="rId10" w:history="1">
+        <w:r>
+          <w:rPr>
+            <w:rFonts w:ascii="Times New Roman" w:hAnsi="Times New Roman" w:cs="Times New Roman"/>
+            <w:color w:val="0563C1"/>
+            <w:u w:val="single"/>
+          </w:rPr>
+          <w:t xml:space="preserve">ст. 1234 ГК РФ</w:t>
+        </w:r>
+      </w:hyperlink>
+      <w:r>
+        <w:rPr>
+          <w:rFonts w:ascii="Times New Roman" w:hAnsi="Times New Roman" w:cs="Times New Roman"/>
+        </w:rPr>
+        <w:t>)</w:t>
       </w:r>
       <w:r>
         <w:rPr>
@@ -852,14 +851,18 @@
         <w:rPr>
           <w:rFonts w:ascii="Times New Roman" w:hAnsi="Times New Roman" w:cs="Times New Roman"/>
         </w:rPr>
-        <w:t xml:space="preserve"> (ст. </w:t>
-      </w:r>
-      <w:r>
-        <w:rPr>
-          <w:rFonts w:ascii="Times New Roman" w:hAnsi="Times New Roman" w:cs="Times New Roman"/>
-        </w:rPr>
-        <w:t>1258 ГК РФ</w:t>
-      </w:r>
+        <w:t xml:space="preserve"> (</w:t>
+      </w:r>
+      <w:hyperlink r:id="rId11" w:history="1">
+        <w:r>
+          <w:rPr>
+            <w:rFonts w:ascii="Times New Roman" w:hAnsi="Times New Roman" w:cs="Times New Roman"/>
+            <w:color w:val="0563C1"/>
+            <w:u w:val="single"/>
+          </w:rPr>
+          <w:t xml:space="preserve">ст. 1258 ГК РФ</w:t>
+        </w:r>
+      </w:hyperlink>
       <w:r>
         <w:rPr>
           <w:rFonts w:ascii="Times New Roman" w:hAnsi="Times New Roman" w:cs="Times New Roman"/>
@@ -905,7 +908,23 @@
         <w:rPr>
           <w:rFonts w:ascii="Times New Roman" w:hAnsi="Times New Roman" w:cs="Times New Roman"/>
         </w:rPr>
-        <w:t>часть объекта, использование которой возможно независимо от других частей, то также в соглашении определите порядок его использования (ст. 1258)</w:t>
+        <w:t>часть объекта, использование которой возможно независимо от других частей, то также в соглашении определите порядок его использования (</w:t>
+      </w:r>
+      <w:hyperlink r:id="rId11" w:history="1">
+        <w:r>
+          <w:rPr>
+            <w:rFonts w:ascii="Times New Roman" w:hAnsi="Times New Roman" w:cs="Times New Roman"/>
+            <w:color w:val="0563C1"/>
+            <w:u w:val="single"/>
+          </w:rPr>
+          <w:t xml:space="preserve">ст. 1258 ГК РФ</w:t>
+        </w:r>
+      </w:hyperlink>
+      <w:r>
+        <w:rPr>
+          <w:rFonts w:ascii="Times New Roman" w:hAnsi="Times New Roman" w:cs="Times New Roman"/>
+        </w:rPr>
+        <w:t>)</w:t>
       </w:r>
       <w:r>
         <w:rPr>
@@ -991,7 +1010,23 @@
         <w:rPr>
           <w:rFonts w:ascii="Times New Roman" w:hAnsi="Times New Roman" w:cs="Times New Roman"/>
         </w:rPr>
-        <w:t xml:space="preserve"> и дальнейшей передаче права иным людям (ст. 1234 ГК РФ)</w:t>
+        <w:t xml:space="preserve"> и дальнейшей передаче права иным людям (</w:t>
+      </w:r>
+      <w:hyperlink r:id="rId10" w:history="1">
+        <w:r>
+          <w:rPr>
+            <w:rFonts w:ascii="Times New Roman" w:hAnsi="Times New Roman" w:cs="Times New Roman"/>
+            <w:color w:val="0563C1"/>
+            <w:u w:val="single"/>
+          </w:rPr>
+          <w:t xml:space="preserve">ст. 1234 ГК РФ</w:t>
+        </w:r>
+      </w:hyperlink>
+      <w:r>
+        <w:rPr>
+          <w:rFonts w:ascii="Times New Roman" w:hAnsi="Times New Roman" w:cs="Times New Roman"/>
+        </w:rPr>
+        <w:t>)</w:t>
       </w:r>
       <w:r>
         <w:rPr>
@@ -1026,7 +1061,23 @@
         <w:rPr>
           <w:rFonts w:ascii="Times New Roman" w:hAnsi="Times New Roman" w:cs="Times New Roman"/>
         </w:rPr>
-        <w:t>, если вам достаточно просто пользоваться объектом (ст. 1235 ГК РФ)</w:t>
+        <w:t>, если вам достаточно просто пользоваться объектом (</w:t>
+      </w:r>
+      <w:hyperlink r:id="rId12" w:history="1">
+        <w:r>
+          <w:rPr>
+            <w:rFonts w:ascii="Times New Roman" w:hAnsi="Times New Roman" w:cs="Times New Roman"/>
+            <w:color w:val="0563C1"/>
+            <w:u w:val="single"/>
+          </w:rPr>
+          <w:t xml:space="preserve">ст. 1235 ГК РФ</w:t>
+        </w:r>
+      </w:hyperlink>
+      <w:r>
+        <w:rPr>
+          <w:rFonts w:ascii="Times New Roman" w:hAnsi="Times New Roman" w:cs="Times New Roman"/>
+        </w:rPr>
+        <w:t>)</w:t>
       </w:r>
       <w:r>
         <w:rPr>
@@ -1158,12 +1209,16 @@
         </w:rPr>
         <w:t xml:space="preserve"> (</w:t>
       </w:r>
-      <w:r>
-        <w:rPr>
-          <w:rFonts w:ascii="Times New Roman" w:hAnsi="Times New Roman" w:cs="Times New Roman"/>
-        </w:rPr>
-        <w:t>ст. 1232 ГК РФ</w:t>
-      </w:r>
+      <w:hyperlink r:id="rId13" w:history="1">
+        <w:r>
+          <w:rPr>
+            <w:rFonts w:ascii="Times New Roman" w:hAnsi="Times New Roman" w:cs="Times New Roman"/>
+            <w:color w:val="0563C1"/>
+            <w:u w:val="single"/>
+          </w:rPr>
+          <w:t xml:space="preserve">ст. 1232 ГК РФ</w:t>
+        </w:r>
+      </w:hyperlink>
       <w:r>
         <w:rPr>
           <w:rFonts w:ascii="Times New Roman" w:hAnsi="Times New Roman" w:cs="Times New Roman"/>
@@ -1235,27 +1290,49 @@
           <w:b/>
           <w:bCs/>
         </w:rPr>
+        <w:t>4.3. Режим коммерческой тайны</w:t>
+      </w:r>
+    </w:p>
+    <w:p>
+      <w:pPr>
+        <w:rPr>
+          <w:rFonts w:ascii="Times New Roman" w:hAnsi="Times New Roman" w:cs="Times New Roman"/>
+        </w:rPr>
+      </w:pPr>
+      <w:r>
+        <w:rPr>
+          <w:rFonts w:ascii="Times New Roman" w:hAnsi="Times New Roman" w:cs="Times New Roman"/>
+        </w:rPr>
+        <w:t xml:space="preserve">Режим коммерческой тайны – это способ защитить конфиденциальные сведения. Их тайный характер не позволяет использовать депонирование и регистрацию, которые </w:t>
+      </w:r>
+      <w:r>
+        <w:rPr>
+          <w:rFonts w:ascii="Times New Roman" w:hAnsi="Times New Roman" w:cs="Times New Roman"/>
+        </w:rPr>
         <w:lastRenderedPageBreak/>
-        <w:t>4.3. Режим коммерческой тайны</w:t>
-      </w:r>
-    </w:p>
-    <w:p>
-      <w:pPr>
-        <w:rPr>
-          <w:rFonts w:ascii="Times New Roman" w:hAnsi="Times New Roman" w:cs="Times New Roman"/>
-        </w:rPr>
-      </w:pPr>
-      <w:r>
-        <w:rPr>
-          <w:rFonts w:ascii="Times New Roman" w:hAnsi="Times New Roman" w:cs="Times New Roman"/>
-        </w:rPr>
-        <w:t>Режим коммерческой тайны – это способ защитить конфиденциальные сведения. Их тайный характер не позволяет использовать депонирование и регистрацию, которые подразумевают публичность. Вы вводите приказ, перечень секретов, заключаете соглашения о неразглашении с сотрудниками и подрядчиками, ограничиваете доступ к данным, и ваши ноу-хау охраняются бессрочно, пока сохраняется секретность. Это позволяет взыскивать убытки с того, кто разгласил или использовал информацию без разрешения</w:t>
-      </w:r>
-      <w:r>
-        <w:rPr>
-          <w:rFonts w:ascii="Times New Roman" w:hAnsi="Times New Roman" w:cs="Times New Roman"/>
-        </w:rPr>
-        <w:t xml:space="preserve"> (ст. 1465 ГК РФ).</w:t>
+        <w:t>подразумевают публичность. Вы вводите приказ, перечень секретов, заключаете соглашения о неразглашении с сотрудниками и подрядчиками, ограничиваете доступ к данным, и ваши ноу-хау охраняются бессрочно, пока сохраняется секретность. Это позволяет взыскивать убытки с того, кто разгласил или использовал информацию без разрешения</w:t>
+      </w:r>
+      <w:r>
+        <w:rPr>
+          <w:rFonts w:ascii="Times New Roman" w:hAnsi="Times New Roman" w:cs="Times New Roman"/>
+        </w:rPr>
+        <w:t xml:space="preserve"> (</w:t>
+      </w:r>
+      <w:hyperlink r:id="rId14" w:history="1">
+        <w:r>
+          <w:rPr>
+            <w:rFonts w:ascii="Times New Roman" w:hAnsi="Times New Roman" w:cs="Times New Roman"/>
+            <w:color w:val="0563C1"/>
+            <w:u w:val="single"/>
+          </w:rPr>
+          <w:t xml:space="preserve">ст. 1465 ГК РФ</w:t>
+        </w:r>
+      </w:hyperlink>
+      <w:r>
+        <w:rPr>
+          <w:rFonts w:ascii="Times New Roman" w:hAnsi="Times New Roman" w:cs="Times New Roman"/>
+        </w:rPr>
+        <w:t>).</w:t>
       </w:r>
     </w:p>
     <w:p>
@@ -1289,7 +1366,39 @@
         <w:rPr>
           <w:rFonts w:ascii="Times New Roman" w:hAnsi="Times New Roman" w:cs="Times New Roman"/>
         </w:rPr>
-        <w:t xml:space="preserve"> (ст. 1257, 1300 ГК РФ)</w:t>
+        <w:t xml:space="preserve"> (</w:t>
+      </w:r>
+      <w:hyperlink r:id="rId15" w:history="1">
+        <w:r>
+          <w:rPr>
+            <w:rFonts w:ascii="Times New Roman" w:hAnsi="Times New Roman" w:cs="Times New Roman"/>
+            <w:color w:val="0563C1"/>
+            <w:u w:val="single"/>
+          </w:rPr>
+          <w:t xml:space="preserve">ст. 1257</w:t>
+        </w:r>
+      </w:hyperlink>
+      <w:r>
+        <w:rPr>
+          <w:rFonts w:ascii="Times New Roman" w:hAnsi="Times New Roman" w:cs="Times New Roman"/>
+        </w:rPr>
+        <w:t xml:space="preserve">, </w:t>
+      </w:r>
+      <w:hyperlink r:id="rId16" w:history="1">
+        <w:r>
+          <w:rPr>
+            <w:rFonts w:ascii="Times New Roman" w:hAnsi="Times New Roman" w:cs="Times New Roman"/>
+            <w:color w:val="0563C1"/>
+            <w:u w:val="single"/>
+          </w:rPr>
+          <w:t xml:space="preserve">1300 ГК РФ</w:t>
+        </w:r>
+      </w:hyperlink>
+      <w:r>
+        <w:rPr>
+          <w:rFonts w:ascii="Times New Roman" w:hAnsi="Times New Roman" w:cs="Times New Roman"/>
+        </w:rPr>
+        <w:t>)</w:t>
       </w:r>
       <w:r>
         <w:rPr>
@@ -1423,28 +1532,36 @@
           <w:rFonts w:ascii="Times New Roman" w:hAnsi="Times New Roman" w:cs="Times New Roman"/>
           <w:color w:val="5B9BD5" w:themeColor="accent5"/>
         </w:rPr>
-        <w:t>О</w:t>
-      </w:r>
-      <w:r>
+        <w:t xml:space="preserve">Как закрепить права на текст на сайтах? </w:t>
+      </w:r>
+    </w:p>
+    <w:p>
+      <w:pPr>
         <w:rPr>
           <w:rFonts w:ascii="Times New Roman" w:hAnsi="Times New Roman" w:cs="Times New Roman"/>
           <w:color w:val="5B9BD5" w:themeColor="accent5"/>
         </w:rPr>
-        <w:t>формить права на базу данных</w:t>
-      </w:r>
-    </w:p>
-    <w:p>
-      <w:pPr>
+      </w:pPr>
+      <w:r>
         <w:rPr>
           <w:rFonts w:ascii="Times New Roman" w:hAnsi="Times New Roman" w:cs="Times New Roman"/>
           <w:color w:val="5B9BD5" w:themeColor="accent5"/>
         </w:rPr>
-      </w:pPr>
-      <w:r>
+        <w:t>Как оформить права на базу данных?</w:t>
+      </w:r>
+    </w:p>
+    <w:p>
+      <w:pPr>
         <w:rPr>
           <w:rFonts w:ascii="Times New Roman" w:hAnsi="Times New Roman" w:cs="Times New Roman"/>
           <w:color w:val="5B9BD5" w:themeColor="accent5"/>
         </w:rPr>
+      </w:pPr>
+      <w:r>
+        <w:rPr>
+          <w:rFonts w:ascii="Times New Roman" w:hAnsi="Times New Roman" w:cs="Times New Roman"/>
+          <w:color w:val="5B9BD5" w:themeColor="accent5"/>
+        </w:rPr>
         <w:t>Оформить права на визуальный контент</w:t>
       </w:r>
     </w:p>
@@ -1491,35 +1608,6 @@
           <w:color w:val="5B9BD5" w:themeColor="accent5"/>
         </w:rPr>
         <w:t>Оформить права на программный код</w:t>
-      </w:r>
-    </w:p>
-    <w:p>
-      <w:pPr>
-        <w:rPr>
-          <w:rFonts w:ascii="Times New Roman" w:hAnsi="Times New Roman" w:cs="Times New Roman"/>
-          <w:color w:val="5B9BD5" w:themeColor="accent5"/>
-        </w:rPr>
-      </w:pPr>
-      <w:r>
-        <w:rPr>
-          <w:rFonts w:ascii="Times New Roman" w:hAnsi="Times New Roman" w:cs="Times New Roman"/>
-          <w:color w:val="5B9BD5" w:themeColor="accent5"/>
-        </w:rPr>
-        <w:t>Оформить</w:t>
-      </w:r>
-      <w:r>
-        <w:rPr>
-          <w:rFonts w:ascii="Times New Roman" w:hAnsi="Times New Roman" w:cs="Times New Roman"/>
-          <w:color w:val="5B9BD5" w:themeColor="accent5"/>
-        </w:rPr>
-        <w:t xml:space="preserve"> права на текст на сайтах</w:t>
-      </w:r>
-      <w:r>
-        <w:rPr>
-          <w:rFonts w:ascii="Times New Roman" w:hAnsi="Times New Roman" w:cs="Times New Roman"/>
-          <w:color w:val="5B9BD5" w:themeColor="accent5"/>
-        </w:rPr>
-        <w:t xml:space="preserve"> (приложениях)</w:t>
       </w:r>
     </w:p>
     <w:p>
@@ -1550,7 +1638,7 @@
 </file>
 
 <file path=word/numbering.xml><?xml version="1.0" encoding="utf-8"?>
-<w:numbering xmlns:wpc="http://schemas.microsoft.com/office/word/2010/wordprocessingCanvas" xmlns:cx="http://schemas.microsoft.com/office/drawing/2014/chartex" xmlns:cx1="http://schemas.microsoft.com/office/drawing/2015/9/8/chartex" xmlns:cx2="http://schemas.microsoft.com/office/drawing/2015/10/21/chartex" xmlns:cx3="http://schemas.microsoft.com/office/drawing/2016/5/9/chartex" xmlns:cx4="http://schemas.microsoft.com/office/drawing/2016/5/10/chartex" xmlns:cx5="http://schemas.microsoft.com/office/drawing/2016/5/11/chartex" xmlns:cx6="http://schemas.microsoft.com/office/drawing/2016/5/12/chartex" xmlns:cx7="http://schemas.microsoft.com/office/drawing/2016/5/13/chartex" xmlns:cx8="http://schemas.microsoft.com/office/drawing/2016/5/14/chartex" xmlns:mc="http://schemas.openxmlformats.org/markup-compatibility/2006" xmlns:aink="http://schemas.microsoft.com/office/drawing/2016/ink" xmlns:am3d="http://schemas.microsoft.com/office/drawing/2017/model3d" xmlns:o="urn:schemas-microsoft-com:office:office" xmlns:oel="http://schemas.microsoft.com/office/2019/extlst" xmlns:r="http://schemas.openxmlformats.org/officeDocument/2006/relationships" xmlns:m="http://schemas.openxmlformats.org/officeDocument/2006/math" xmlns:v="urn:schemas-microsoft-com:vml" xmlns:wp14="http://schemas.microsoft.com/office/word/2010/wordprocessingDrawing" xmlns:wp="http://schemas.openxmlformats.org/drawingml/2006/wordprocessingDrawing" xmlns:w10="urn:schemas-microsoft-com:office:word" xmlns:w="http://schemas.openxmlformats.org/wordprocessingml/2006/main" xmlns:w14="http://schemas.microsoft.com/office/word/2010/wordml" xmlns:w15="http://schemas.microsoft.com/office/word/2012/wordml" xmlns:w16cex="http://schemas.microsoft.com/office/word/2018/wordml/cex" xmlns:w16cid="http://schemas.microsoft.com/office/word/2016/wordml/cid" xmlns:w16="http://schemas.microsoft.com/office/word/2018/wordml" xmlns:w16du="http://schemas.microsoft.com/office/word/2023/wordml/word16du" xmlns:w16sdtdh="http://schemas.microsoft.com/office/word/2020/wordml/sdtdatahash" xmlns:w16sdtfl="http://schemas.microsoft.com/office/word/2024/wordml/sdtformatlock" xmlns:w16se="http://schemas.microsoft.com/office/word/2015/wordml/symex" xmlns:wpg="http://schemas.microsoft.com/office/word/2010/wordprocessingGroup" xmlns:wpi="http://schemas.microsoft.com/office/word/2010/wordprocessingInk" xmlns:wne="http://schemas.microsoft.com/office/word/2006/wordml" xmlns:wps="http://schemas.microsoft.com/office/word/2010/wordprocessingShape" mc:Ignorable="w14 w15 w16se w16cid w16 w16cex w16sdtdh w16sdtfl w16du wp14">
+<w:numbering xmlns:wpc="http://schemas.microsoft.com/office/word/2010/wordprocessingCanvas" xmlns:cx="http://schemas.microsoft.com/office/drawing/2014/chartex" xmlns:cx1="http://schemas.microsoft.com/office/drawing/2015/9/8/chartex" xmlns:cx2="http://schemas.microsoft.com/office/drawing/2015/10/21/chartex" xmlns:cx3="http://schemas.microsoft.com/office/drawing/2016/5/9/chartex" xmlns:cx4="http://schemas.microsoft.com/office/drawing/2016/5/10/chartex" xmlns:cx5="http://schemas.microsoft.com/office/drawing/2016/5/11/chartex" xmlns:cx6="http://schemas.microsoft.com/office/drawing/2016/5/12/chartex" xmlns:cx7="http://schemas.microsoft.com/office/drawing/2016/5/13/chartex" xmlns:cx8="http://schemas.microsoft.com/office/drawing/2016/5/14/chartex" xmlns:mc="http://schemas.openxmlformats.org/markup-compatibility/2006" xmlns:aink="http://schemas.microsoft.com/office/drawing/2016/ink" xmlns:am3d="http://schemas.microsoft.com/office/drawing/2017/model3d" xmlns:o="urn:schemas-microsoft-com:office:office" xmlns:r="http://schemas.openxmlformats.org/officeDocument/2006/relationships" xmlns:m="http://schemas.openxmlformats.org/officeDocument/2006/math" xmlns:v="urn:schemas-microsoft-com:vml" xmlns:wp14="http://schemas.microsoft.com/office/word/2010/wordprocessingDrawing" xmlns:wp="http://schemas.openxmlformats.org/drawingml/2006/wordprocessingDrawing" xmlns:w10="urn:schemas-microsoft-com:office:word" xmlns:w="http://schemas.openxmlformats.org/wordprocessingml/2006/main" xmlns:w14="http://schemas.microsoft.com/office/word/2010/wordml" xmlns:w15="http://schemas.microsoft.com/office/word/2012/wordml" xmlns:w16cex="http://schemas.microsoft.com/office/word/2018/wordml/cex" xmlns:w16cid="http://schemas.microsoft.com/office/word/2016/wordml/cid" xmlns:w16="http://schemas.microsoft.com/office/word/2018/wordml" xmlns:w16sdtdh="http://schemas.microsoft.com/office/word/2020/wordml/sdtdatahash" xmlns:w16se="http://schemas.microsoft.com/office/word/2015/wordml/symex" xmlns:wpg="http://schemas.microsoft.com/office/word/2010/wordprocessingGroup" xmlns:wpi="http://schemas.microsoft.com/office/word/2010/wordprocessingInk" xmlns:wne="http://schemas.microsoft.com/office/word/2006/wordml" xmlns:wps="http://schemas.microsoft.com/office/word/2010/wordprocessingShape" mc:Ignorable="w14 w15 w16se w16cid w16 w16cex w16sdtdh wp14">
   <w:abstractNum w:abstractNumId="0" w15:restartNumberingAfterBreak="0">
     <w:nsid w:val="0CE27880"/>
     <w:multiLevelType w:val="multilevel"/>
@@ -3827,59 +3915,59 @@
       </w:rPr>
     </w:lvl>
   </w:abstractNum>
-  <w:num w:numId="1" w16cid:durableId="471487390">
+  <w:num w:numId="1">
     <w:abstractNumId w:val="1"/>
   </w:num>
-  <w:num w:numId="2" w16cid:durableId="397438061">
+  <w:num w:numId="2">
     <w:abstractNumId w:val="8"/>
   </w:num>
-  <w:num w:numId="3" w16cid:durableId="372652104">
+  <w:num w:numId="3">
     <w:abstractNumId w:val="14"/>
   </w:num>
-  <w:num w:numId="4" w16cid:durableId="1975404335">
+  <w:num w:numId="4">
     <w:abstractNumId w:val="9"/>
   </w:num>
-  <w:num w:numId="5" w16cid:durableId="1847818843">
+  <w:num w:numId="5">
     <w:abstractNumId w:val="0"/>
   </w:num>
-  <w:num w:numId="6" w16cid:durableId="1674913845">
+  <w:num w:numId="6">
     <w:abstractNumId w:val="7"/>
   </w:num>
-  <w:num w:numId="7" w16cid:durableId="474567254">
+  <w:num w:numId="7">
     <w:abstractNumId w:val="5"/>
   </w:num>
-  <w:num w:numId="8" w16cid:durableId="2031449556">
+  <w:num w:numId="8">
     <w:abstractNumId w:val="11"/>
   </w:num>
-  <w:num w:numId="9" w16cid:durableId="1248929521">
+  <w:num w:numId="9">
     <w:abstractNumId w:val="4"/>
   </w:num>
-  <w:num w:numId="10" w16cid:durableId="679624055">
+  <w:num w:numId="10">
     <w:abstractNumId w:val="3"/>
   </w:num>
-  <w:num w:numId="11" w16cid:durableId="1215387076">
+  <w:num w:numId="11">
     <w:abstractNumId w:val="2"/>
   </w:num>
-  <w:num w:numId="12" w16cid:durableId="52168967">
+  <w:num w:numId="12">
     <w:abstractNumId w:val="10"/>
   </w:num>
-  <w:num w:numId="13" w16cid:durableId="223679828">
+  <w:num w:numId="13">
     <w:abstractNumId w:val="12"/>
   </w:num>
-  <w:num w:numId="14" w16cid:durableId="50614471">
+  <w:num w:numId="14">
     <w:abstractNumId w:val="13"/>
   </w:num>
-  <w:num w:numId="15" w16cid:durableId="1130317995">
+  <w:num w:numId="15">
     <w:abstractNumId w:val="15"/>
   </w:num>
-  <w:num w:numId="16" w16cid:durableId="241765057">
+  <w:num w:numId="16">
     <w:abstractNumId w:val="6"/>
   </w:num>
 </w:numbering>
 </file>
 
 <file path=word/styles.xml><?xml version="1.0" encoding="utf-8"?>
-<w:styles xmlns:mc="http://schemas.openxmlformats.org/markup-compatibility/2006" xmlns:r="http://schemas.openxmlformats.org/officeDocument/2006/relationships" xmlns:w="http://schemas.openxmlformats.org/wordprocessingml/2006/main" xmlns:w14="http://schemas.microsoft.com/office/word/2010/wordml" xmlns:w15="http://schemas.microsoft.com/office/word/2012/wordml" xmlns:w16cex="http://schemas.microsoft.com/office/word/2018/wordml/cex" xmlns:w16cid="http://schemas.microsoft.com/office/word/2016/wordml/cid" xmlns:w16="http://schemas.microsoft.com/office/word/2018/wordml" xmlns:w16du="http://schemas.microsoft.com/office/word/2023/wordml/word16du" xmlns:w16sdtdh="http://schemas.microsoft.com/office/word/2020/wordml/sdtdatahash" xmlns:w16sdtfl="http://schemas.microsoft.com/office/word/2024/wordml/sdtformatlock" xmlns:w16se="http://schemas.microsoft.com/office/word/2015/wordml/symex" mc:Ignorable="w14 w15 w16se w16cid w16 w16cex w16sdtdh w16sdtfl w16du">
+<w:styles xmlns:mc="http://schemas.openxmlformats.org/markup-compatibility/2006" xmlns:r="http://schemas.openxmlformats.org/officeDocument/2006/relationships" xmlns:w="http://schemas.openxmlformats.org/wordprocessingml/2006/main" xmlns:w14="http://schemas.microsoft.com/office/word/2010/wordml" xmlns:w15="http://schemas.microsoft.com/office/word/2012/wordml" xmlns:w16cex="http://schemas.microsoft.com/office/word/2018/wordml/cex" xmlns:w16cid="http://schemas.microsoft.com/office/word/2016/wordml/cid" xmlns:w16="http://schemas.microsoft.com/office/word/2018/wordml" xmlns:w16sdtdh="http://schemas.microsoft.com/office/word/2020/wordml/sdtdatahash" xmlns:w16se="http://schemas.microsoft.com/office/word/2015/wordml/symex" mc:Ignorable="w14 w15 w16se w16cid w16 w16cex w16sdtdh">
   <w:docDefaults>
     <w:rPrDefault>
       <w:rPr>
@@ -4481,6 +4569,7 @@
   <w:style w:type="character" w:default="1" w:styleId="a0">
     <w:name w:val="Default Paragraph Font"/>
     <w:uiPriority w:val="1"/>
+    <w:semiHidden/>
     <w:unhideWhenUsed/>
   </w:style>
   <w:style w:type="table" w:default="1" w:styleId="a1">
